--- a/lc-balance-wc/analysis/Balance-Component-DB-Optimization-Analysis.docx
+++ b/lc-balance-wc/analysis/Balance-Component-DB-Optimization-Analysis.docx
@@ -670,7 +670,7 @@
         <w:tc>
           <w:tcPr>
             <w:tcW w:type="pct" w:w="100%"/>
-            <w:shd w:fill="fef2f2" w:val="clear"/>
+            <w:shd w:fill="dcfce7" w:val="clear"/>
             <w:tcMar>
               <w:top w:type="dxa" w:w="60"/>
               <w:left w:type="dxa" w:w="120"/>
@@ -684,11 +684,11 @@
                 <w:rFonts w:ascii="Noto Sans CJK JP" w:cs="Noto Sans CJK JP" w:eastAsia="Noto Sans CJK JP" w:hAnsi="Noto Sans CJK JP"/>
                 <w:b/>
                 <w:bCs/>
-                <w:color w:val="b91c1c"/>
+                <w:color w:val="15803d"/>
                 <w:sz w:val="19"/>
                 <w:szCs w:val="19"/>
               </w:rPr>
-              <w:t xml:space="preserve">P0 · 立即可做，行為缺口明確</w:t>
+              <w:t xml:space="preserve">P0 · 已修復（2026-08-21）</w:t>
             </w:r>
           </w:p>
         </w:tc>
@@ -703,10 +703,22 @@
           <w:rFonts w:ascii="Noto Sans CJK JP" w:cs="Noto Sans CJK JP" w:eastAsia="Noto Sans CJK JP" w:hAnsi="Noto Sans CJK JP"/>
           <w:b/>
           <w:bCs/>
+          <w:strike/>
           <w:sz w:val="21"/>
           <w:szCs w:val="21"/>
         </w:rPr>
-        <w:t xml:space="preserve">缺少 PRAGMA busy_timeout（index.ts createDb()）</w:t>
+        <w:t xml:space="preserve">缺少 PRAGMA busy_timeout</w:t>
+      </w:r>
+      <w:r>
+        <w:rPr>
+          <w:rFonts w:ascii="Noto Sans CJK JP" w:cs="Noto Sans CJK JP" w:eastAsia="Noto Sans CJK JP" w:hAnsi="Noto Sans CJK JP"/>
+          <w:b/>
+          <w:bCs/>
+          <w:color w:val="15803d"/>
+          <w:sz w:val="21"/>
+          <w:szCs w:val="21"/>
+        </w:rPr>
+        <w:t xml:space="preserve">（index.ts createDb()）— 已修復（2026-08-21）</w:t>
       </w:r>
     </w:p>
     <w:p>
@@ -735,7 +747,7 @@
           <w:sz w:val="21"/>
           <w:szCs w:val="21"/>
         </w:rPr>
-        <w:t xml:space="preserve">建議修法：db.exec('PRAGMA busy_timeout = 5000');</w:t>
+        <w:t xml:space="preserve">已加上：db.exec('PRAGMA busy_timeout = 5000');</w:t>
       </w:r>
     </w:p>
     <w:p>
@@ -745,10 +757,11 @@
       <w:r>
         <w:rPr>
           <w:rFonts w:ascii="Noto Sans CJK JP" w:cs="Noto Sans CJK JP" w:eastAsia="Noto Sans CJK JP" w:hAnsi="Noto Sans CJK JP"/>
+          <w:color w:val="6b7280"/>
           <w:sz w:val="21"/>
           <w:szCs w:val="21"/>
         </w:rPr>
-        <w:t xml:space="preserve">在 SQLite 仍是主力儲存的這段期間，這個問題比「換資料庫」更急迫——因為現有實作連自己宣稱的行為都還沒真正兌現。</w:t>
+        <w:t xml:space="preserve">無條件套用在 file 跟 :memory: 兩種分支（不像 WAL 只在 file 分支開），並新增 test/unit/db/index.test.ts 的直接驗證（PRAGMA busy_timeout 回讀確認為 5000）。全套 397 個 microservice 測試、tsc --noEmit 皆綠燈。</w:t>
       </w:r>
     </w:p>
     <w:p>
@@ -1285,7 +1298,7 @@
                 <w:sz w:val="18"/>
                 <w:szCs w:val="18"/>
               </w:rPr>
-              <w:t xml:space="preserve">目前僅索引 parent_logical_contract_id 單欄，但實際查詢（balanceMovementStore.ts 259/276 行）是 instrument_type = ? AND parent_logical_contract_id = ? 兩個等值條件並用，複合索引可省去回表比對的動作。</w:t>
+              <w:t xml:space="preserve">目前僅索引 parent_logical_contract_id 單欄，但實際查詢（balanceMovementStore.ts 259/276/295 行——原分析漏列了 295 行的 Acceptance 查詢，同一模式共 3 個呼叫點）是 instrument_type = ? AND parent_logical_contract_id = ? 兩個等值條件並用，複合索引 (parent_logical_contract_id, instrument_type) 可省去命中索引後再回表比對 instrument_type 的動作。</w:t>
             </w:r>
           </w:p>
         </w:tc>
@@ -1422,6 +1435,78 @@
                 <w:szCs w:val="18"/>
               </w:rPr>
               <w:t xml:space="preserve">這是正確決定（SQLite 無原生 DECIMAL、REAL 有浮點誤差風險），但代表這些欄位無法在 SQL 層直接 SUM 或做數值排序；現有程式碼本來就都在 TS 層計算，一致，僅提醒未來若有人想直接對 DB 寫報表查詢須留意此限制。</w:t>
+            </w:r>
+          </w:p>
+        </w:tc>
+      </w:tr>
+      <w:tr>
+        <w:tc>
+          <w:tcPr>
+            <w:tcW w:type="dxa" w:w="2000"/>
+            <w:tcMar>
+              <w:top w:type="dxa" w:w="80"/>
+              <w:left w:type="dxa" w:w="100"/>
+              <w:bottom w:type="dxa" w:w="80"/>
+              <w:right w:type="dxa" w:w="100"/>
+            </w:tcMar>
+            <w:vAlign w:val="center"/>
+          </w:tcPr>
+          <w:p>
+            <w:r>
+              <w:rPr>
+                <w:rFonts w:ascii="Noto Sans CJK JP" w:cs="Noto Sans CJK JP" w:eastAsia="Noto Sans CJK JP" w:hAnsi="Noto Sans CJK JP"/>
+                <w:b/>
+                <w:bCs/>
+                <w:sz w:val="18"/>
+                <w:szCs w:val="18"/>
+              </w:rPr>
+              <w:t xml:space="preserve">N+1（2026-08-21 補充，原分析範圍外）</w:t>
+            </w:r>
+          </w:p>
+        </w:tc>
+        <w:tc>
+          <w:tcPr>
+            <w:tcW w:type="dxa" w:w="2200"/>
+            <w:tcMar>
+              <w:top w:type="dxa" w:w="80"/>
+              <w:left w:type="dxa" w:w="100"/>
+              <w:bottom w:type="dxa" w:w="80"/>
+              <w:right w:type="dxa" w:w="100"/>
+            </w:tcMar>
+            <w:vAlign w:val="center"/>
+          </w:tcPr>
+          <w:p>
+            <w:r>
+              <w:rPr>
+                <w:rFonts w:ascii="Noto Sans CJK JP" w:cs="Noto Sans CJK JP" w:eastAsia="Noto Sans CJK JP" w:hAnsi="Noto Sans CJK JP"/>
+                <w:sz w:val="18"/>
+                <w:szCs w:val="18"/>
+              </w:rPr>
+              <w:t xml:space="preserve">service/balanceService.ts
+listCloseEligibleContracts() /
+evaluateContractCloseEligibility()</w:t>
+            </w:r>
+          </w:p>
+        </w:tc>
+        <w:tc>
+          <w:tcPr>
+            <w:tcW w:type="dxa" w:w="5150"/>
+            <w:tcMar>
+              <w:top w:type="dxa" w:w="80"/>
+              <w:left w:type="dxa" w:w="100"/>
+              <w:bottom w:type="dxa" w:w="80"/>
+              <w:right w:type="dxa" w:w="100"/>
+            </w:tcMar>
+            <w:vAlign w:val="center"/>
+          </w:tcPr>
+          <w:p>
+            <w:r>
+              <w:rPr>
+                <w:rFonts w:ascii="Noto Sans CJK JP" w:cs="Noto Sans CJK JP" w:eastAsia="Noto Sans CJK JP" w:hAnsi="Noto Sans CJK JP"/>
+                <w:sz w:val="18"/>
+                <w:szCs w:val="18"/>
+              </w:rPr>
+              <w:t xml:space="preserve">原分析範圍只寫明 store/ 兩個檔案的查詢寫法，沒涵蓋 service 層的呼叫模式。A10/B6 Close 的 Step-1 picker 先撈最多 200 筆 ACTIVE contract，再對每一筆呼叫 evaluateContractCloseEligibility()——該函式本身又對每筆候選發 3～4 個查詢（listByContract + SG/Acceptance/[Examination] JOIN），worst case 約 1 + 200×4 ≈ 800 次查詢跑一次。現有 demo 資料量下每個查詢都吃得到索引，感受不出來，但屬於典型會隨資料量線性變差的 N+1，資料量成長後應優先處理（例如一次 JOIN 撈全部候選底下的 SG/Acceptance/Examination 事件，在記憶體裡依 parent_logical_contract_id 分組評估，取代逐筆查詢）。僅記錄，未動程式碼——這是這次追加分析發現的新項目，跟原本 P0/P1/P2 清單的其餘項目一樣屬於「不急但值得記錄」等級。</w:t>
             </w:r>
           </w:p>
         </w:tc>
@@ -1600,10 +1685,13 @@
             <w:r>
               <w:rPr>
                 <w:rFonts w:ascii="Noto Sans CJK JP" w:cs="Noto Sans CJK JP" w:eastAsia="Noto Sans CJK JP" w:hAnsi="Noto Sans CJK JP"/>
-                <w:sz w:val="18"/>
-                <w:szCs w:val="18"/>
-              </w:rPr>
-              <w:t xml:space="preserve">加一行 PRAGMA</w:t>
+                <w:b/>
+                <w:bCs/>
+                <w:color w:val="15803d"/>
+                <w:sz w:val="18"/>
+                <w:szCs w:val="18"/>
+              </w:rPr>
+              <w:t xml:space="preserve">加一行 PRAGMA — 已完成（2026-08-21）</w:t>
             </w:r>
           </w:p>
         </w:tc>
@@ -2201,28 +2289,40 @@
     </w:p>
     <w:p>
       <w:pPr>
-        <w:spacing w:after="160" w:before="0"/>
-      </w:pPr>
-      <w:r>
-        <w:rPr>
-          <w:rFonts w:ascii="Noto Sans CJK JP" w:cs="Noto Sans CJK JP" w:eastAsia="Noto Sans CJK JP" w:hAnsi="Noto Sans CJK JP"/>
+        <w:spacing w:after="160"/>
+      </w:pPr>
+      <w:r>
+        <w:rPr>
+          <w:rFonts w:ascii="Noto Sans CJK JP" w:cs="Noto Sans CJK JP" w:eastAsia="Noto Sans CJK JP" w:hAnsi="Noto Sans CJK JP"/>
+          <w:strike/>
           <w:sz w:val="21"/>
           <w:szCs w:val="21"/>
         </w:rPr>
-        <w:t xml:space="preserve">1. 立即可做：補 PRAGMA busy_timeout（P0，一行修改，行為缺口明確）。</w:t>
-      </w:r>
-    </w:p>
-    <w:p>
-      <w:pPr>
-        <w:spacing w:after="160" w:before="0"/>
-      </w:pPr>
-      <w:r>
-        <w:rPr>
-          <w:rFonts w:ascii="Noto Sans CJK JP" w:cs="Noto Sans CJK JP" w:eastAsia="Noto Sans CJK JP" w:hAnsi="Noto Sans CJK JP"/>
+        <w:t xml:space="preserve">1. 立即可做：補 PRAGMA busy_timeout</w:t>
+      </w:r>
+      <w:r>
+        <w:rPr>
+          <w:rFonts w:ascii="Noto Sans CJK JP" w:cs="Noto Sans CJK JP" w:eastAsia="Noto Sans CJK JP" w:hAnsi="Noto Sans CJK JP"/>
+          <w:b/>
+          <w:bCs/>
+          <w:color w:val="15803d"/>
           <w:sz w:val="21"/>
           <w:szCs w:val="21"/>
         </w:rPr>
-        <w:t xml:space="preserve">2. 短期可做，低風險：複合索引、LIKE 前綴比對、keyset 分頁（P2 中不涉及 schema 變更的項目）。</w:t>
+        <w:t xml:space="preserve"> — 已完成（2026-08-21）。</w:t>
+      </w:r>
+    </w:p>
+    <w:p>
+      <w:pPr>
+        <w:spacing w:after="160" w:before="0"/>
+      </w:pPr>
+      <w:r>
+        <w:rPr>
+          <w:rFonts w:ascii="Noto Sans CJK JP" w:cs="Noto Sans CJK JP" w:eastAsia="Noto Sans CJK JP" w:hAnsi="Noto Sans CJK JP"/>
+          <w:sz w:val="21"/>
+          <w:szCs w:val="21"/>
+        </w:rPr>
+        <w:t xml:space="preserve">2. 短期可做，低風險：複合索引、LIKE 前綴比對、keyset 分頁、listCloseEligibleContracts() 的 N+1（P2 中不涉及 schema 變更的項目）。</w:t>
       </w:r>
     </w:p>
     <w:p>

--- a/lc-balance-wc/analysis/Balance-Component-DB-Optimization-Analysis.docx
+++ b/lc-balance-wc/analysis/Balance-Component-DB-Optimization-Analysis.docx
@@ -1250,11 +1250,23 @@
             <w:r>
               <w:rPr>
                 <w:rFonts w:ascii="Noto Sans CJK JP" w:cs="Noto Sans CJK JP" w:eastAsia="Noto Sans CJK JP" w:hAnsi="Noto Sans CJK JP"/>
+                <w:strike/>
                 <w:sz w:val="18"/>
                 <w:szCs w:val="18"/>
               </w:rPr>
               <w:t xml:space="preserve">複合索引缺口</w:t>
             </w:r>
+            <w:r>
+              <w:rPr>
+                <w:rFonts w:ascii="Noto Sans CJK JP" w:cs="Noto Sans CJK JP" w:eastAsia="Noto Sans CJK JP" w:hAnsi="Noto Sans CJK JP"/>
+                <w:b/>
+                <w:bCs/>
+                <w:color w:val="15803d"/>
+                <w:sz w:val="18"/>
+                <w:szCs w:val="18"/>
+              </w:rPr>
+              <w:t xml:space="preserve"> — 已修復（2026-08-21）</w:t>
+            </w:r>
           </w:p>
         </w:tc>
         <w:tc>
@@ -1275,8 +1287,7 @@
                 <w:sz w:val="18"/>
                 <w:szCs w:val="18"/>
               </w:rPr>
-              <w:t xml:space="preserve">schema.ts 63-64 行
-idx_contracts_parent</w:t>
+              <w:t xml:space="preserve">schema.ts idx_contracts_parent</w:t>
             </w:r>
           </w:p>
         </w:tc>
@@ -1298,7 +1309,7 @@
                 <w:sz w:val="18"/>
                 <w:szCs w:val="18"/>
               </w:rPr>
-              <w:t xml:space="preserve">目前僅索引 parent_logical_contract_id 單欄，但實際查詢（balanceMovementStore.ts 259/276/295 行——原分析漏列了 295 行的 Acceptance 查詢，同一模式共 3 個呼叫點）是 instrument_type = ? AND parent_logical_contract_id = ? 兩個等值條件並用，複合索引 (parent_logical_contract_id, instrument_type) 可省去命中索引後再回表比對 instrument_type 的動作。</w:t>
+              <w:t xml:space="preserve">原本僅索引 parent_logical_contract_id 單欄，但實際查詢（balanceMovementStore.ts 259/276/295 行——原分析漏列了 295 行的 Acceptance 查詢，同一模式共 3 個呼叫點）是 instrument_type = ? AND parent_logical_contract_id = ? 兩個等值條件並用。已改為複合索引 (parent_logical_contract_id, instrument_type)：schema.ts 直接改新定義（涵蓋全新 DB），並新增 migrations.ts migration 12（DROP INDEX IF EXISTS + 重建）處理既有 on-disk DB 檔案仍是舊單欄定義的情況（CREATE INDEX IF NOT EXISTS 只認索引名稱、不會自動升級既有定義）。新增 test/unit/db/index.test.ts 直接驗證：手動建立帶舊版單欄索引的檔案，經 createDb() 重新開啟後 PRAGMA index_info 確認已升級為複合索引。</w:t>
             </w:r>
           </w:p>
         </w:tc>
@@ -1457,10 +1468,22 @@
                 <w:rFonts w:ascii="Noto Sans CJK JP" w:cs="Noto Sans CJK JP" w:eastAsia="Noto Sans CJK JP" w:hAnsi="Noto Sans CJK JP"/>
                 <w:b/>
                 <w:bCs/>
+                <w:strike/>
                 <w:sz w:val="18"/>
                 <w:szCs w:val="18"/>
               </w:rPr>
               <w:t xml:space="preserve">N+1（2026-08-21 補充，原分析範圍外）</w:t>
+            </w:r>
+            <w:r>
+              <w:rPr>
+                <w:rFonts w:ascii="Noto Sans CJK JP" w:cs="Noto Sans CJK JP" w:eastAsia="Noto Sans CJK JP" w:hAnsi="Noto Sans CJK JP"/>
+                <w:b/>
+                <w:bCs/>
+                <w:color w:val="15803d"/>
+                <w:sz w:val="18"/>
+                <w:szCs w:val="18"/>
+              </w:rPr>
+              <w:t xml:space="preserve"> — 已修復（2026-08-21）</w:t>
             </w:r>
           </w:p>
         </w:tc>
@@ -1506,7 +1529,7 @@
                 <w:sz w:val="18"/>
                 <w:szCs w:val="18"/>
               </w:rPr>
-              <w:t xml:space="preserve">原分析範圍只寫明 store/ 兩個檔案的查詢寫法，沒涵蓋 service 層的呼叫模式。A10/B6 Close 的 Step-1 picker 先撈最多 200 筆 ACTIVE contract，再對每一筆呼叫 evaluateContractCloseEligibility()——該函式本身又對每筆候選發 3～4 個查詢（listByContract + SG/Acceptance/[Examination] JOIN），worst case 約 1 + 200×4 ≈ 800 次查詢跑一次。現有 demo 資料量下每個查詢都吃得到索引，感受不出來，但屬於典型會隨資料量線性變差的 N+1，資料量成長後應優先處理（例如一次 JOIN 撈全部候選底下的 SG/Acceptance/Examination 事件，在記憶體裡依 parent_logical_contract_id 分組評估，取代逐筆查詢）。僅記錄，未動程式碼——這是這次追加分析發現的新項目，跟原本 P0/P1/P2 清單的其餘項目一樣屬於「不急但值得記錄」等級。</w:t>
+              <w:t xml:space="preserve">原分析範圍只寫明 store/ 兩個檔案的查詢寫法，沒涵蓋 service 層的呼叫模式。A10/B6 Close 的 Step-1 picker 原本先撈最多 200 筆 ACTIVE contract，再對每一筆呼叫 evaluateContractCloseEligibility()（該函式本身又對每筆候選發 3～4 個查詢），worst case 約 1 + 200×4 ≈ 800 次查詢跑一次。已改為批次：新增 balanceMovementStore.ts 的 listByContractIds()/listShgtMovementsForParents()/listAcceptanceMovementsForParents()/listExaminationMovementsForParents()，一次 IN-clause 查詢撈完整批候選的所有子事件，evaluateContractCloseEligibility() 新增可選的 preFetched 參數接住這批資料；createMovement()/release() 自己的單筆重新檢查（未傳 preFetched）完全不受影響，繼續走原本的逐筆查詢路徑。查詢數從 1+4N 降到固定 ~5 次，與候選筆數無關。驗證方式：新增 test/unit/service/closeEligibleContractsBatch.test.ts，涵蓋 5 種候選情境加兩個乾淨案例的完整行為等價測試（先在 git stash 回舊實作上跑過確認通過、再 stash pop 回新實作重跑同一份測試確認結果完全一致，不只是「測試綠燈」，是實際數值/清單一致）；用 jest.spyOn 直接證明批次方法各只呼叫一次、逐筆方法完全不再從這條路徑被呼叫；另外驗證 createMovement()/release() 的單筆路徑仍走原本方法、從未觸及新的批次方法。</w:t>
             </w:r>
           </w:p>
         </w:tc>
@@ -1756,10 +1779,13 @@
             <w:r>
               <w:rPr>
                 <w:rFonts w:ascii="Noto Sans CJK JP" w:cs="Noto Sans CJK JP" w:eastAsia="Noto Sans CJK JP" w:hAnsi="Noto Sans CJK JP"/>
-                <w:sz w:val="18"/>
-                <w:szCs w:val="18"/>
-              </w:rPr>
-              <w:t xml:space="preserve">普通 CREATE INDEX</w:t>
+                <w:b/>
+                <w:bCs/>
+                <w:color w:val="15803d"/>
+                <w:sz w:val="18"/>
+                <w:szCs w:val="18"/>
+              </w:rPr>
+              <w:t xml:space="preserve">CREATE INDEX + 一筆 migration — 已完成（2026-08-21）</w:t>
             </w:r>
           </w:p>
         </w:tc>
@@ -1782,6 +1808,77 @@
                 <w:szCs w:val="18"/>
               </w:rPr>
               <w:t xml:space="preserve">極小</w:t>
+            </w:r>
+          </w:p>
+        </w:tc>
+      </w:tr>
+      <w:tr>
+        <w:tc>
+          <w:tcPr>
+            <w:tcW w:type="dxa" w:w="2600"/>
+            <w:tcMar>
+              <w:top w:type="dxa" w:w="80"/>
+              <w:left w:type="dxa" w:w="100"/>
+              <w:bottom w:type="dxa" w:w="80"/>
+              <w:right w:type="dxa" w:w="100"/>
+            </w:tcMar>
+            <w:vAlign w:val="center"/>
+          </w:tcPr>
+          <w:p>
+            <w:r>
+              <w:rPr>
+                <w:rFonts w:ascii="Noto Sans CJK JP" w:cs="Noto Sans CJK JP" w:eastAsia="Noto Sans CJK JP" w:hAnsi="Noto Sans CJK JP"/>
+                <w:sz w:val="18"/>
+                <w:szCs w:val="18"/>
+              </w:rPr>
+              <w:t xml:space="preserve">listCloseEligibleContracts() 的 N+1</w:t>
+            </w:r>
+          </w:p>
+        </w:tc>
+        <w:tc>
+          <w:tcPr>
+            <w:tcW w:type="dxa" w:w="4750"/>
+            <w:tcMar>
+              <w:top w:type="dxa" w:w="80"/>
+              <w:left w:type="dxa" w:w="100"/>
+              <w:bottom w:type="dxa" w:w="80"/>
+              <w:right w:type="dxa" w:w="100"/>
+            </w:tcMar>
+            <w:vAlign w:val="center"/>
+          </w:tcPr>
+          <w:p>
+            <w:r>
+              <w:rPr>
+                <w:rFonts w:ascii="Noto Sans CJK JP" w:cs="Noto Sans CJK JP" w:eastAsia="Noto Sans CJK JP" w:hAnsi="Noto Sans CJK JP"/>
+                <w:b/>
+                <w:bCs/>
+                <w:color w:val="15803d"/>
+                <w:sz w:val="18"/>
+                <w:szCs w:val="18"/>
+              </w:rPr>
+              <w:t xml:space="preserve">store 層加 4 個批次查詢方法，service 層改用 preFetched — 已完成（2026-08-21）</w:t>
+            </w:r>
+          </w:p>
+        </w:tc>
+        <w:tc>
+          <w:tcPr>
+            <w:tcW w:type="dxa" w:w="2000"/>
+            <w:tcMar>
+              <w:top w:type="dxa" w:w="80"/>
+              <w:left w:type="dxa" w:w="100"/>
+              <w:bottom w:type="dxa" w:w="80"/>
+              <w:right w:type="dxa" w:w="100"/>
+            </w:tcMar>
+            <w:vAlign w:val="center"/>
+          </w:tcPr>
+          <w:p>
+            <w:r>
+              <w:rPr>
+                <w:rFonts w:ascii="Noto Sans CJK JP" w:cs="Noto Sans CJK JP" w:eastAsia="Noto Sans CJK JP" w:hAnsi="Noto Sans CJK JP"/>
+                <w:sz w:val="18"/>
+                <w:szCs w:val="18"/>
+              </w:rPr>
+              <w:t xml:space="preserve">中</w:t>
             </w:r>
           </w:p>
         </w:tc>
@@ -2314,15 +2411,41 @@
     </w:p>
     <w:p>
       <w:pPr>
-        <w:spacing w:after="160" w:before="0"/>
-      </w:pPr>
-      <w:r>
-        <w:rPr>
-          <w:rFonts w:ascii="Noto Sans CJK JP" w:cs="Noto Sans CJK JP" w:eastAsia="Noto Sans CJK JP" w:hAnsi="Noto Sans CJK JP"/>
+        <w:spacing w:after="160"/>
+      </w:pPr>
+      <w:r>
+        <w:rPr>
+          <w:rFonts w:ascii="Noto Sans CJK JP" w:cs="Noto Sans CJK JP" w:eastAsia="Noto Sans CJK JP" w:hAnsi="Noto Sans CJK JP"/>
+          <w:strike/>
           <w:sz w:val="21"/>
           <w:szCs w:val="21"/>
         </w:rPr>
-        <w:t xml:space="preserve">2. 短期可做，低風險：複合索引、LIKE 前綴比對、keyset 分頁、listCloseEligibleContracts() 的 N+1（P2 中不涉及 schema 變更的項目）。</w:t>
+        <w:t xml:space="preserve">2. 短期可做，低風險：複合索引、listCloseEligibleContracts() 的 N+1</w:t>
+      </w:r>
+      <w:r>
+        <w:rPr>
+          <w:rFonts w:ascii="Noto Sans CJK JP" w:cs="Noto Sans CJK JP" w:eastAsia="Noto Sans CJK JP" w:hAnsi="Noto Sans CJK JP"/>
+          <w:b/>
+          <w:bCs/>
+          <w:color w:val="15803d"/>
+          <w:sz w:val="21"/>
+          <w:szCs w:val="21"/>
+        </w:rPr>
+        <w:t xml:space="preserve"> — 已完成（2026-08-21，A+B 一起做）。</w:t>
+      </w:r>
+    </w:p>
+    <w:p>
+      <w:pPr>
+        <w:spacing w:after="160" w:before="0"/>
+      </w:pPr>
+      <w:r>
+        <w:rPr>
+          <w:rFonts w:ascii="Noto Sans CJK JP" w:cs="Noto Sans CJK JP" w:eastAsia="Noto Sans CJK JP" w:hAnsi="Noto Sans CJK JP"/>
+          <w:color w:val="6b7280"/>
+          <w:sz w:val="21"/>
+          <w:szCs w:val="21"/>
+        </w:rPr>
+        <w:t xml:space="preserve">LIKE 前綴比對維持不做——這不是純技術決定：Maker/Checker 查 LC 常用尾碼/中間字串，收斂成前綴比對會拿掉現有的「打中間/尾碼也能查到」能力，是使用者搜尋行為的限縮，不能單方面替使用者決定。之後資料量真的變成效能痛點時，優先考慮 FTS5（保留子字串搜尋），而非前綴比對。keyset 分頁維持不做——現有資料量不需要，且會動到 API 介面。</w:t>
       </w:r>
     </w:p>
     <w:p>

--- a/lc-balance-wc/analysis/Balance-Component-DB-Optimization-Analysis.docx
+++ b/lc-balance-wc/analysis/Balance-Component-DB-Optimization-Analysis.docx
@@ -914,23 +914,36 @@
           <w:rFonts w:ascii="Noto Sans CJK JP" w:cs="Noto Sans CJK JP" w:eastAsia="Noto Sans CJK JP" w:hAnsi="Noto Sans CJK JP"/>
           <w:b/>
           <w:bCs/>
+          <w:strike/>
           <w:sz w:val="21"/>
           <w:szCs w:val="21"/>
         </w:rPr>
         <w:t xml:space="preserve">自我參照欄位缺少真正的 FK 約束</w:t>
       </w:r>
-    </w:p>
-    <w:p>
-      <w:pPr>
-        <w:spacing w:after="160" w:before="0"/>
-      </w:pPr>
-      <w:r>
-        <w:rPr>
-          <w:rFonts w:ascii="Noto Sans CJK JP" w:cs="Noto Sans CJK JP" w:eastAsia="Noto Sans CJK JP" w:hAnsi="Noto Sans CJK JP"/>
+      <w:r>
+        <w:rPr>
+          <w:rFonts w:ascii="Noto Sans CJK JP" w:cs="Noto Sans CJK JP" w:eastAsia="Noto Sans CJK JP" w:hAnsi="Noto Sans CJK JP"/>
+          <w:b/>
+          <w:bCs/>
+          <w:color w:val="15803d"/>
           <w:sz w:val="21"/>
           <w:szCs w:val="21"/>
         </w:rPr>
-        <w:t xml:space="preserve">supersedes_balance_contract_id / superseded_by_balance_contract_id（schema.ts 30-31 行，指回 balance_contracts.balance_contract_id）與 superseded_movement_id / reversal_of_movement_id（84-85 行，指回 balance_movements.movement_id），內容其實就是各自表的 PK，但目前只是裸的 TEXT 欄位，沒有 REFERENCES 宣告。PRAGMA foreign_keys = ON 已經開啟，這幾個是可以、也應該補上真正 FK 約束的地方——現在是「開了執行引擎卻沒把約束寫全」的純粹缺口。</w:t>
+        <w:t xml:space="preserve"> — 已修復（2026-08-21，與 CHECK 約束一起做，見 P2 條目）</w:t>
+      </w:r>
+    </w:p>
+    <w:p>
+      <w:pPr>
+        <w:spacing w:after="160" w:before="0"/>
+      </w:pPr>
+      <w:r>
+        <w:rPr>
+          <w:rFonts w:ascii="Noto Sans CJK JP" w:cs="Noto Sans CJK JP" w:eastAsia="Noto Sans CJK JP" w:hAnsi="Noto Sans CJK JP"/>
+          <w:color w:val="6b7280"/>
+          <w:sz w:val="21"/>
+          <w:szCs w:val="21"/>
+        </w:rPr>
+        <w:t xml:space="preserve">supersedes_balance_contract_id / superseded_by_balance_contract_id（指回 balance_contracts.balance_contract_id）與 superseded_movement_id / reversal_of_movement_id（指回 balance_movements.movement_id），內容其實就是各自表的 PK，原本只是裸的 TEXT 欄位，沒有 REFERENCES 宣告。已補上真正 FK 約束——細節見下方 P2「缺少 CHECK 約束」條目（FK 跟 CHECK 是同一次「重建表」遷移一起做的，寫在同一處說明，避免拆成兩段各講一半）。</w:t>
       </w:r>
     </w:p>
     <w:p>
@@ -1330,10 +1343,22 @@
             <w:r>
               <w:rPr>
                 <w:rFonts w:ascii="Noto Sans CJK JP" w:cs="Noto Sans CJK JP" w:eastAsia="Noto Sans CJK JP" w:hAnsi="Noto Sans CJK JP"/>
-                <w:sz w:val="18"/>
-                <w:szCs w:val="18"/>
-              </w:rPr>
-              <w:t xml:space="preserve">缺少 CHECK 約束</w:t>
+                <w:strike/>
+                <w:sz w:val="18"/>
+                <w:szCs w:val="18"/>
+              </w:rPr>
+              <w:t xml:space="preserve">缺少 CHECK 約束（+ 自參照 FK，一起做）</w:t>
+            </w:r>
+            <w:r>
+              <w:rPr>
+                <w:rFonts w:ascii="Noto Sans CJK JP" w:cs="Noto Sans CJK JP" w:eastAsia="Noto Sans CJK JP" w:hAnsi="Noto Sans CJK JP"/>
+                <w:b/>
+                <w:bCs/>
+                <w:color w:val="15803d"/>
+                <w:sz w:val="18"/>
+                <w:szCs w:val="18"/>
+              </w:rPr>
+              <w:t xml:space="preserve"> — 已修復（2026-08-21）</w:t>
             </w:r>
           </w:p>
         </w:tc>
@@ -1355,7 +1380,7 @@
                 <w:sz w:val="18"/>
                 <w:szCs w:val="18"/>
               </w:rPr>
-              <w:t xml:space="preserve">schema.ts 全檔</w:t>
+              <w:t xml:space="preserve">schema.ts、migrations.ts migration 13</w:t>
             </w:r>
           </w:p>
         </w:tc>
@@ -1377,7 +1402,7 @@
                 <w:sz w:val="18"/>
                 <w:szCs w:val="18"/>
               </w:rPr>
-              <w:t xml:space="preserve">status/instrument_type/movement_type/exposure_nature/tenor_type 等列舉型欄位完全沒有 CHECK 約束，型別安全完全依賴 TS 層（types.ts）。建議補上 CHECK (status IN (...)) 作為最後一道防線。</w:t>
+              <w:t xml:space="preserve">原本 status/instrument_type/movement_type/exposure_nature/tenor_type 等列舉型欄位完全沒有 CHECK 約束，4 個自參照欄位（supersedes_balance_contract_id/superseded_by_balance_contract_id/superseded_movement_id/reversal_of_movement_id）也沒有 FK。合法值來源，兩種權威分開處理：instrument_type/status/tenor_type/movement_status/exposure_nature 這 5 個直接對照 types.ts 自己的 union type；movement_type 在 types.ts 裡只是 plain string，沒有對應 union——真正的權威是 BalanceService 自己的 movementTypeRegistry（createMovement() 已經在跑時強制執行，未知值直接丟錯），CHECK 清單改抄這份。動手前先對照真實資料：對 live dev DB 每個欄位跑一次 SELECT DISTINCT ... GROUP BY，確認既有資料都已是合法值的子集，沒有需要清理的髒資料，也沒有 types.ts 遺漏的合法值。SQLite ALTER TABLE 沒法對既有欄位事後補 CHECK/REFERENCES，兩者一起走「重建表」流程（PRAGMA foreign_keys=OFF → BEGIN → 建新表（帶約束）→ 顯式欄位清單 INSERT...SELECT → 刪舊表 → 改名 → 重建全部索引 → COMMIT/失敗則 ROLLBACK → PRAGMA foreign_keys=ON），整個包在一個交易裡，中途失敗不會留下半殘表。nullable 欄位（tenor_type）的 CHECK 寫成 CHECK (col IS NULL OR col IN (...))，明確標示允許 NULL，避免以後複製 pattern 時忘記哪些欄位可為空。驗證方式：新增 migration13DataPreservation.test.ts（遷移前後逐欄逐列比對）、checkAndForeignKeyConstraints.test.ts（每個列舉值一一測試合法值放行/非法值擋下，4 個 FK 欄位測「指到不存在的 row 會被擋」跟「指到真實 row 會放行」）、git stash 回舊 schema 直接證明這 10 種非法輸入舊版全部靜默放行、stash pop 回新版證實全部被擋（合法輸入前後都通過，零回歸）；另外針對「重建表中途失敗」補了一個測試，證明會整個 ROLLBACK、不留半殘表、下次重跑能正確重試；也對照 live dev DB（51 筆 balance_contracts）實際重開一次確認筆數不變、CHECK/FK 都生效。全套 425 個 microservice 測試（新增 22 個）、tsc --noEmit、Angular 1049 個、backend 34 個皆綠燈。</w:t>
             </w:r>
           </w:p>
         </w:tc>
@@ -2125,10 +2150,13 @@
             <w:r>
               <w:rPr>
                 <w:rFonts w:ascii="Noto Sans CJK JP" w:cs="Noto Sans CJK JP" w:eastAsia="Noto Sans CJK JP" w:hAnsi="Noto Sans CJK JP"/>
-                <w:sz w:val="18"/>
-                <w:szCs w:val="18"/>
-              </w:rPr>
-              <w:t xml:space="preserve">SQLite 的 ALTER TABLE 只能 ADD COLUMN，無法對既有欄位事後補 REFERENCES；須走「重建表」流程（關 FK 檢查 → 建新表 → 搬資料 → 刪舊表 → 改名 → 重建索引 → 開回 FK 檢查）</w:t>
+                <w:b/>
+                <w:bCs/>
+                <w:color w:val="15803d"/>
+                <w:sz w:val="18"/>
+                <w:szCs w:val="18"/>
+              </w:rPr>
+              <w:t xml:space="preserve">「重建表」流程 — 已完成（2026-08-21，與 CHECK 約束合併一次做）</w:t>
             </w:r>
           </w:p>
         </w:tc>
@@ -2193,10 +2221,13 @@
             <w:r>
               <w:rPr>
                 <w:rFonts w:ascii="Noto Sans CJK JP" w:cs="Noto Sans CJK JP" w:eastAsia="Noto Sans CJK JP" w:hAnsi="Noto Sans CJK JP"/>
-                <w:sz w:val="18"/>
-                <w:szCs w:val="18"/>
-              </w:rPr>
-              <w:t xml:space="preserve">同上，需走「重建表」流程</w:t>
+                <w:b/>
+                <w:bCs/>
+                <w:color w:val="15803d"/>
+                <w:sz w:val="18"/>
+                <w:szCs w:val="18"/>
+              </w:rPr>
+              <w:t xml:space="preserve">同上，需走「重建表」流程 — 已完成（2026-08-21）</w:t>
             </w:r>
           </w:p>
         </w:tc>
@@ -2450,15 +2481,27 @@
     </w:p>
     <w:p>
       <w:pPr>
-        <w:spacing w:after="160" w:before="0"/>
-      </w:pPr>
-      <w:r>
-        <w:rPr>
-          <w:rFonts w:ascii="Noto Sans CJK JP" w:cs="Noto Sans CJK JP" w:eastAsia="Noto Sans CJK JP" w:hAnsi="Noto Sans CJK JP"/>
+        <w:spacing w:after="160"/>
+      </w:pPr>
+      <w:r>
+        <w:rPr>
+          <w:rFonts w:ascii="Noto Sans CJK JP" w:cs="Noto Sans CJK JP" w:eastAsia="Noto Sans CJK JP" w:hAnsi="Noto Sans CJK JP"/>
+          <w:strike/>
           <w:sz w:val="21"/>
           <w:szCs w:val="21"/>
         </w:rPr>
-        <w:t xml:space="preserve">3. 中期規劃：補 FK/CHECK 約束（需要重建表流程，建議集中排一次 migration 做完，而非逐項零散進行）。</w:t>
+        <w:t xml:space="preserve">3. 中期規劃：補 FK/CHECK 約束</w:t>
+      </w:r>
+      <w:r>
+        <w:rPr>
+          <w:rFonts w:ascii="Noto Sans CJK JP" w:cs="Noto Sans CJK JP" w:eastAsia="Noto Sans CJK JP" w:hAnsi="Noto Sans CJK JP"/>
+          <w:b/>
+          <w:bCs/>
+          <w:color w:val="15803d"/>
+          <w:sz w:val="21"/>
+          <w:szCs w:val="21"/>
+        </w:rPr>
+        <w:t xml:space="preserve"> — 已完成（2026-08-21，D+E，獨立於 A+B 那次驗收）。</w:t>
       </w:r>
     </w:p>
     <w:p>
